--- a/Business Analyst Project.docx
+++ b/Business Analyst Project.docx
@@ -272,21 +272,7 @@
         <w:rPr>
           <w:rFonts w:ascii="Times New Roman" w:hAnsi="Times New Roman" w:cs="Times New Roman"/>
         </w:rPr>
-        <w:t xml:space="preserve">A business analyst's job description tends to include "creating detailed business analysis, outlining problems, opportunities and solutions for a business, budgeting and forecasting, planning and monitoring, variance and analysis, pricing, reporting, and defining business requirements and reporting back to stakeholders, </w:t>
-      </w:r>
-      <w:proofErr w:type="gramStart"/>
-      <w:r>
-        <w:rPr>
-          <w:rFonts w:ascii="Times New Roman" w:hAnsi="Times New Roman" w:cs="Times New Roman"/>
-        </w:rPr>
-        <w:t>More</w:t>
-      </w:r>
-      <w:proofErr w:type="gramEnd"/>
-      <w:r>
-        <w:rPr>
-          <w:rFonts w:ascii="Times New Roman" w:hAnsi="Times New Roman" w:cs="Times New Roman"/>
-        </w:rPr>
-        <w:t xml:space="preserve"> specifically, business analysts are required to use the data which is gathered for the purpose of analysis and interpret greater meaning for the business.</w:t>
+        <w:t>A business analyst's job description tends to include "creating detailed business analysis, outlining problems, opportunities and solutions for a business, budgeting and forecasting, planning and monitoring, variance and analysis, pricing, reporting, and defining business requirements and reporting back to stakeholders, More specifically, business analysts are required to use the data which is gathered for the purpose of analysis and interpret greater meaning for the business.</w:t>
       </w:r>
     </w:p>
     <w:p>
@@ -434,7 +420,7 @@
           <w:noProof/>
         </w:rPr>
         <w:drawing>
-          <wp:anchor distT="0" distB="0" distL="114300" distR="114300" simplePos="0" relativeHeight="251658240" behindDoc="0" locked="0" layoutInCell="1" allowOverlap="1" wp14:anchorId="51AD68AD" wp14:editId="69F2D1AB">
+          <wp:anchor distT="0" distB="0" distL="114300" distR="114300" simplePos="0" relativeHeight="251658240" behindDoc="0" locked="0" layoutInCell="1" allowOverlap="1" wp14:anchorId="51AD68AD" wp14:editId="5EBDCACD">
             <wp:simplePos x="0" y="0"/>
             <wp:positionH relativeFrom="margin">
               <wp:posOffset>-562610</wp:posOffset>
@@ -1034,6 +1020,12 @@
         </w:rPr>
         <w:t>.</w:t>
       </w:r>
+      <w:r>
+        <w:rPr>
+          <w:rFonts w:ascii="Times New Roman" w:hAnsi="Times New Roman" w:cs="Times New Roman"/>
+        </w:rPr>
+        <w:t xml:space="preserve"> In the project the Sprint cycle is divided into 8 consecutive cycles.</w:t>
+      </w:r>
     </w:p>
     <w:p>
       <w:pPr>
@@ -1134,7 +1126,27 @@
           <w:sz w:val="28"/>
           <w:szCs w:val="28"/>
         </w:rPr>
-        <w:t xml:space="preserve">24,00,000 (80% of total Budget) </w:t>
+        <w:t>24,</w:t>
+      </w:r>
+      <w:r>
+        <w:rPr>
+          <w:rFonts w:ascii="Times New Roman" w:hAnsi="Times New Roman" w:cs="Times New Roman"/>
+          <w:b/>
+          <w:bCs/>
+          <w:sz w:val="28"/>
+          <w:szCs w:val="28"/>
+        </w:rPr>
+        <w:t>6</w:t>
+      </w:r>
+      <w:r>
+        <w:rPr>
+          <w:rFonts w:ascii="Times New Roman" w:hAnsi="Times New Roman" w:cs="Times New Roman"/>
+          <w:b/>
+          <w:bCs/>
+          <w:sz w:val="28"/>
+          <w:szCs w:val="28"/>
+        </w:rPr>
+        <w:t xml:space="preserve">0,000 (80% of total Budget) </w:t>
       </w:r>
     </w:p>
     <w:p>
@@ -2286,7 +2298,7 @@
               <w:rPr>
                 <w:rFonts w:ascii="Times New Roman" w:hAnsi="Times New Roman" w:cs="Times New Roman"/>
               </w:rPr>
-              <w:t>25,00,000</w:t>
+              <w:t>24,60,000</w:t>
             </w:r>
           </w:p>
         </w:tc>
@@ -2339,7 +2351,6 @@
           <w:sz w:val="24"/>
           <w:szCs w:val="24"/>
         </w:rPr>
-        <w:lastRenderedPageBreak/>
         <w:t>Month</w:t>
       </w:r>
       <w:r>
@@ -3053,18 +3064,8 @@
           <w:b/>
           <w:bCs/>
         </w:rPr>
-        <w:t xml:space="preserve">, </w:t>
-      </w:r>
-      <w:proofErr w:type="gramStart"/>
-      <w:r>
-        <w:rPr>
-          <w:rFonts w:ascii="Times New Roman" w:hAnsi="Times New Roman" w:cs="Times New Roman"/>
-          <w:b/>
-          <w:bCs/>
-        </w:rPr>
-        <w:t>etc..</w:t>
-      </w:r>
-      <w:proofErr w:type="gramEnd"/>
+        <w:t>, etc..</w:t>
+      </w:r>
     </w:p>
     <w:p>
       <w:pPr>
@@ -3347,7 +3348,6 @@
         </w:rPr>
         <w:t xml:space="preserve">After deploying the </w:t>
       </w:r>
-      <w:proofErr w:type="gramStart"/>
       <w:r>
         <w:rPr>
           <w:rFonts w:ascii="Times New Roman" w:hAnsi="Times New Roman" w:cs="Times New Roman"/>
@@ -3372,7 +3372,6 @@
         </w:rPr>
         <w:t>t</w:t>
       </w:r>
-      <w:proofErr w:type="gramEnd"/>
       <w:r>
         <w:rPr>
           <w:rFonts w:ascii="Times New Roman" w:hAnsi="Times New Roman" w:cs="Times New Roman"/>
